--- a/data/outputs/v2/General_Science/SS1.2_The_Cell/General_Science_The_Cell_SummaryTable.docx
+++ b/data/outputs/v2/General_Science/SS1.2_The_Cell/General_Science_The_Cell_SummaryTable.docx
@@ -38,6 +38,177 @@
           <w:szCs w:val="22"/>
         </w:rPr>
         <w:t xml:space="preserve">Sub-Strand 1.2: The Cell — Teacher Reference (Pre-filled)</w:t>
+      </w:r>
+    </w:p>
+    <w:p>
+      <w:pPr>
+        <w:spacing w:after="80" w:before="120"/>
+      </w:pPr>
+      <w:r>
+        <w:rPr>
+          <w:rFonts w:ascii="Arial" w:cs="Arial" w:eastAsia="Arial" w:hAnsi="Arial"/>
+          <w:b/>
+          <w:bCs/>
+          <w:color w:val="1F3864"/>
+          <w:sz w:val="20"/>
+          <w:szCs w:val="20"/>
+        </w:rPr>
+        <w:t xml:space="preserve">ATTRIBUTION AND LICENSING</w:t>
+      </w:r>
+    </w:p>
+    <w:p>
+      <w:pPr>
+        <w:spacing w:after="60" w:before="0"/>
+      </w:pPr>
+      <w:r>
+        <w:rPr>
+          <w:rFonts w:ascii="Arial" w:cs="Arial" w:eastAsia="Arial" w:hAnsi="Arial"/>
+          <w:b/>
+          <w:bCs/>
+          <w:sz w:val="17"/>
+          <w:szCs w:val="17"/>
+        </w:rPr>
+        <w:t xml:space="preserve">Curriculum Alignment: </w:t>
+      </w:r>
+      <w:r>
+        <w:rPr>
+          <w:rFonts w:ascii="Arial" w:cs="Arial" w:eastAsia="Arial" w:hAnsi="Arial"/>
+          <w:sz w:val="17"/>
+          <w:szCs w:val="17"/>
+        </w:rPr>
+        <w:t xml:space="preserve">Structured in pedagogical alignment with the competence-based curriculum format and learning outcomes established by the Kenya Institute of Curriculum Development (KICD). This material is independently developed and is not officially endorsed or published by KICD.</w:t>
+      </w:r>
+    </w:p>
+    <w:p>
+      <w:pPr>
+        <w:spacing w:after="60" w:before="0"/>
+      </w:pPr>
+      <w:r>
+        <w:rPr>
+          <w:rFonts w:ascii="Arial" w:cs="Arial" w:eastAsia="Arial" w:hAnsi="Arial"/>
+          <w:b/>
+          <w:bCs/>
+          <w:sz w:val="17"/>
+          <w:szCs w:val="17"/>
+        </w:rPr>
+        <w:t xml:space="preserve">Content &amp; Pedagogy: </w:t>
+      </w:r>
+      <w:r>
+        <w:rPr>
+          <w:rFonts w:ascii="Arial" w:cs="Arial" w:eastAsia="Arial" w:hAnsi="Arial"/>
+          <w:sz w:val="17"/>
+          <w:szCs w:val="17"/>
+        </w:rPr>
+        <w:t xml:space="preserve">Developed and adapted by the educator team at SeaVuria (registered 501(c)(3) in the United States and registered NGO in Kenya, No. 872-850A-BF11), who designed the pedagogical framework, lesson templates and exemplar lessons on which this material is based.</w:t>
+      </w:r>
+    </w:p>
+    <w:p>
+      <w:pPr>
+        <w:spacing w:after="60" w:before="0"/>
+      </w:pPr>
+      <w:r>
+        <w:rPr>
+          <w:rFonts w:ascii="Arial" w:cs="Arial" w:eastAsia="Arial" w:hAnsi="Arial"/>
+          <w:b/>
+          <w:bCs/>
+          <w:sz w:val="17"/>
+          <w:szCs w:val="17"/>
+        </w:rPr>
+        <w:t xml:space="preserve">Production &amp; Layout: </w:t>
+      </w:r>
+      <w:r>
+        <w:rPr>
+          <w:rFonts w:ascii="Arial" w:cs="Arial" w:eastAsia="Arial" w:hAnsi="Arial"/>
+          <w:sz w:val="17"/>
+          <w:szCs w:val="17"/>
+        </w:rPr>
+        <w:t xml:space="preserve">Educational design and curriculum sequencing by SeaVuria. Technical layout, structural formatting, and digital optimization/implementation executed in partnership with ARES Education (registered 501(c)(3) in the United States and Canada (as Afretech Aid) and registered NGO in Kenya), with lesson drafting and compilation assisted by AI (Claude, Anthropic).</w:t>
+      </w:r>
+    </w:p>
+    <w:p>
+      <w:pPr>
+        <w:pBdr>
+          <w:bottom w:val="single" w:color="1F3864" w:sz="6" w:space="6"/>
+        </w:pBdr>
+        <w:spacing w:after="60" w:before="0"/>
+      </w:pPr>
+      <w:r>
+        <w:rPr>
+          <w:rFonts w:ascii="Arial" w:cs="Arial" w:eastAsia="Arial" w:hAnsi="Arial"/>
+          <w:b/>
+          <w:bCs/>
+          <w:sz w:val="17"/>
+          <w:szCs w:val="17"/>
+        </w:rPr>
+        <w:t xml:space="preserve">Licensing &amp; Copyright: </w:t>
+      </w:r>
+      <w:r>
+        <w:rPr>
+          <w:rFonts w:ascii="Arial" w:cs="Arial" w:eastAsia="Arial" w:hAnsi="Arial"/>
+          <w:sz w:val="17"/>
+          <w:szCs w:val="17"/>
+        </w:rPr>
+        <w:t xml:space="preserve">© 2026 SeaVuria and ARES. This work is licensed under a </w:t>
+      </w:r>
+      <w:hyperlink w:history="1" r:id="rIddirytmkutfbfmjrdvmt7w">
+        <w:r>
+          <w:rPr>
+            <w:rFonts w:ascii="Arial" w:cs="Arial" w:eastAsia="Arial" w:hAnsi="Arial"/>
+            <w:color w:val="1F6B75"/>
+            <w:sz w:val="17"/>
+            <w:szCs w:val="17"/>
+            <w:u w:val="single" w:color="1F6B75"/>
+          </w:rPr>
+          <w:t xml:space="preserve">Creative Commons Attribution-NonCommercial 4.0 International License</w:t>
+        </w:r>
+      </w:hyperlink>
+      <w:r>
+        <w:rPr>
+          <w:rFonts w:ascii="Arial" w:cs="Arial" w:eastAsia="Arial" w:hAnsi="Arial"/>
+          <w:sz w:val="17"/>
+          <w:szCs w:val="17"/>
+        </w:rPr>
+        <w:t xml:space="preserve"> (</w:t>
+      </w:r>
+      <w:hyperlink w:history="1" r:id="rIdaocgm1lzeynlhbq-qzsnb">
+        <w:r>
+          <w:rPr>
+            <w:rFonts w:ascii="Arial" w:cs="Arial" w:eastAsia="Arial" w:hAnsi="Arial"/>
+            <w:color w:val="1F6B75"/>
+            <w:sz w:val="17"/>
+            <w:szCs w:val="17"/>
+            <w:u w:val="single" w:color="1F6B75"/>
+          </w:rPr>
+          <w:t xml:space="preserve">CC BY-NC 4.0</w:t>
+        </w:r>
+      </w:hyperlink>
+      <w:r>
+        <w:rPr>
+          <w:rFonts w:ascii="Arial" w:cs="Arial" w:eastAsia="Arial" w:hAnsi="Arial"/>
+          <w:sz w:val="17"/>
+          <w:szCs w:val="17"/>
+        </w:rPr>
+        <w:t xml:space="preserve">). To view a copy of this license, visit </w:t>
+      </w:r>
+      <w:hyperlink w:history="1" r:id="rIdqf40tkcpnpqlwgafj72xe">
+        <w:r>
+          <w:rPr>
+            <w:rFonts w:ascii="Arial" w:cs="Arial" w:eastAsia="Arial" w:hAnsi="Arial"/>
+            <w:color w:val="1F6B75"/>
+            <w:sz w:val="17"/>
+            <w:szCs w:val="17"/>
+            <w:u w:val="single" w:color="1F6B75"/>
+          </w:rPr>
+          <w:t xml:space="preserve">https://creativecommons.org/licenses/by-nc/4.0/</w:t>
+        </w:r>
+      </w:hyperlink>
+      <w:r>
+        <w:rPr>
+          <w:rFonts w:ascii="Arial" w:cs="Arial" w:eastAsia="Arial" w:hAnsi="Arial"/>
+          <w:sz w:val="17"/>
+          <w:szCs w:val="17"/>
+        </w:rPr>
+        <w:t xml:space="preserve">. You are free to copy, redistribute, and adapt this material in any medium or format, provided appropriate credit is given and the material is not used for commercial purposes. KICD learning outcomes and curriculum designations reproduced here for alignment purposes remain the property of KICD and are not covered by this license. Linked external resources (e.g. CK-12, Khan Academy, PhET) are subject to their own licenses.</w:t>
       </w:r>
     </w:p>
     <w:p>

--- a/data/outputs/v2/General_Science/SS1.2_The_Cell/General_Science_The_Cell_SummaryTable.docx
+++ b/data/outputs/v2/General_Science/SS1.2_The_Cell/General_Science_The_Cell_SummaryTable.docx
@@ -38,177 +38,6 @@
           <w:szCs w:val="22"/>
         </w:rPr>
         <w:t xml:space="preserve">Sub-Strand 1.2: The Cell — Teacher Reference (Pre-filled)</w:t>
-      </w:r>
-    </w:p>
-    <w:p>
-      <w:pPr>
-        <w:spacing w:after="80" w:before="120"/>
-      </w:pPr>
-      <w:r>
-        <w:rPr>
-          <w:rFonts w:ascii="Arial" w:cs="Arial" w:eastAsia="Arial" w:hAnsi="Arial"/>
-          <w:b/>
-          <w:bCs/>
-          <w:color w:val="1F3864"/>
-          <w:sz w:val="20"/>
-          <w:szCs w:val="20"/>
-        </w:rPr>
-        <w:t xml:space="preserve">ATTRIBUTION AND LICENSING</w:t>
-      </w:r>
-    </w:p>
-    <w:p>
-      <w:pPr>
-        <w:spacing w:after="60" w:before="0"/>
-      </w:pPr>
-      <w:r>
-        <w:rPr>
-          <w:rFonts w:ascii="Arial" w:cs="Arial" w:eastAsia="Arial" w:hAnsi="Arial"/>
-          <w:b/>
-          <w:bCs/>
-          <w:sz w:val="17"/>
-          <w:szCs w:val="17"/>
-        </w:rPr>
-        <w:t xml:space="preserve">Curriculum Alignment: </w:t>
-      </w:r>
-      <w:r>
-        <w:rPr>
-          <w:rFonts w:ascii="Arial" w:cs="Arial" w:eastAsia="Arial" w:hAnsi="Arial"/>
-          <w:sz w:val="17"/>
-          <w:szCs w:val="17"/>
-        </w:rPr>
-        <w:t xml:space="preserve">Structured in pedagogical alignment with the competence-based curriculum format and learning outcomes established by the Kenya Institute of Curriculum Development (KICD). This material is independently developed and is not officially endorsed or published by KICD.</w:t>
-      </w:r>
-    </w:p>
-    <w:p>
-      <w:pPr>
-        <w:spacing w:after="60" w:before="0"/>
-      </w:pPr>
-      <w:r>
-        <w:rPr>
-          <w:rFonts w:ascii="Arial" w:cs="Arial" w:eastAsia="Arial" w:hAnsi="Arial"/>
-          <w:b/>
-          <w:bCs/>
-          <w:sz w:val="17"/>
-          <w:szCs w:val="17"/>
-        </w:rPr>
-        <w:t xml:space="preserve">Content &amp; Pedagogy: </w:t>
-      </w:r>
-      <w:r>
-        <w:rPr>
-          <w:rFonts w:ascii="Arial" w:cs="Arial" w:eastAsia="Arial" w:hAnsi="Arial"/>
-          <w:sz w:val="17"/>
-          <w:szCs w:val="17"/>
-        </w:rPr>
-        <w:t xml:space="preserve">Developed and adapted by the educator team at SeaVuria (registered 501(c)(3) in the United States and registered NGO in Kenya, No. 872-850A-BF11), who designed the pedagogical framework, lesson templates and exemplar lessons on which this material is based.</w:t>
-      </w:r>
-    </w:p>
-    <w:p>
-      <w:pPr>
-        <w:spacing w:after="60" w:before="0"/>
-      </w:pPr>
-      <w:r>
-        <w:rPr>
-          <w:rFonts w:ascii="Arial" w:cs="Arial" w:eastAsia="Arial" w:hAnsi="Arial"/>
-          <w:b/>
-          <w:bCs/>
-          <w:sz w:val="17"/>
-          <w:szCs w:val="17"/>
-        </w:rPr>
-        <w:t xml:space="preserve">Production &amp; Layout: </w:t>
-      </w:r>
-      <w:r>
-        <w:rPr>
-          <w:rFonts w:ascii="Arial" w:cs="Arial" w:eastAsia="Arial" w:hAnsi="Arial"/>
-          <w:sz w:val="17"/>
-          <w:szCs w:val="17"/>
-        </w:rPr>
-        <w:t xml:space="preserve">Educational design and curriculum sequencing by SeaVuria. Technical layout, structural formatting, and digital optimization/implementation executed in partnership with ARES Education (registered 501(c)(3) in the United States and Canada (as Afretech Aid) and registered NGO in Kenya), with lesson drafting and compilation assisted by AI (Claude, Anthropic).</w:t>
-      </w:r>
-    </w:p>
-    <w:p>
-      <w:pPr>
-        <w:pBdr>
-          <w:bottom w:val="single" w:color="1F3864" w:sz="6" w:space="6"/>
-        </w:pBdr>
-        <w:spacing w:after="60" w:before="0"/>
-      </w:pPr>
-      <w:r>
-        <w:rPr>
-          <w:rFonts w:ascii="Arial" w:cs="Arial" w:eastAsia="Arial" w:hAnsi="Arial"/>
-          <w:b/>
-          <w:bCs/>
-          <w:sz w:val="17"/>
-          <w:szCs w:val="17"/>
-        </w:rPr>
-        <w:t xml:space="preserve">Licensing &amp; Copyright: </w:t>
-      </w:r>
-      <w:r>
-        <w:rPr>
-          <w:rFonts w:ascii="Arial" w:cs="Arial" w:eastAsia="Arial" w:hAnsi="Arial"/>
-          <w:sz w:val="17"/>
-          <w:szCs w:val="17"/>
-        </w:rPr>
-        <w:t xml:space="preserve">© 2026 SeaVuria and ARES. This work is licensed under a </w:t>
-      </w:r>
-      <w:hyperlink w:history="1" r:id="rIddirytmkutfbfmjrdvmt7w">
-        <w:r>
-          <w:rPr>
-            <w:rFonts w:ascii="Arial" w:cs="Arial" w:eastAsia="Arial" w:hAnsi="Arial"/>
-            <w:color w:val="1F6B75"/>
-            <w:sz w:val="17"/>
-            <w:szCs w:val="17"/>
-            <w:u w:val="single" w:color="1F6B75"/>
-          </w:rPr>
-          <w:t xml:space="preserve">Creative Commons Attribution-NonCommercial 4.0 International License</w:t>
-        </w:r>
-      </w:hyperlink>
-      <w:r>
-        <w:rPr>
-          <w:rFonts w:ascii="Arial" w:cs="Arial" w:eastAsia="Arial" w:hAnsi="Arial"/>
-          <w:sz w:val="17"/>
-          <w:szCs w:val="17"/>
-        </w:rPr>
-        <w:t xml:space="preserve"> (</w:t>
-      </w:r>
-      <w:hyperlink w:history="1" r:id="rIdaocgm1lzeynlhbq-qzsnb">
-        <w:r>
-          <w:rPr>
-            <w:rFonts w:ascii="Arial" w:cs="Arial" w:eastAsia="Arial" w:hAnsi="Arial"/>
-            <w:color w:val="1F6B75"/>
-            <w:sz w:val="17"/>
-            <w:szCs w:val="17"/>
-            <w:u w:val="single" w:color="1F6B75"/>
-          </w:rPr>
-          <w:t xml:space="preserve">CC BY-NC 4.0</w:t>
-        </w:r>
-      </w:hyperlink>
-      <w:r>
-        <w:rPr>
-          <w:rFonts w:ascii="Arial" w:cs="Arial" w:eastAsia="Arial" w:hAnsi="Arial"/>
-          <w:sz w:val="17"/>
-          <w:szCs w:val="17"/>
-        </w:rPr>
-        <w:t xml:space="preserve">). To view a copy of this license, visit </w:t>
-      </w:r>
-      <w:hyperlink w:history="1" r:id="rIdqf40tkcpnpqlwgafj72xe">
-        <w:r>
-          <w:rPr>
-            <w:rFonts w:ascii="Arial" w:cs="Arial" w:eastAsia="Arial" w:hAnsi="Arial"/>
-            <w:color w:val="1F6B75"/>
-            <w:sz w:val="17"/>
-            <w:szCs w:val="17"/>
-            <w:u w:val="single" w:color="1F6B75"/>
-          </w:rPr>
-          <w:t xml:space="preserve">https://creativecommons.org/licenses/by-nc/4.0/</w:t>
-        </w:r>
-      </w:hyperlink>
-      <w:r>
-        <w:rPr>
-          <w:rFonts w:ascii="Arial" w:cs="Arial" w:eastAsia="Arial" w:hAnsi="Arial"/>
-          <w:sz w:val="17"/>
-          <w:szCs w:val="17"/>
-        </w:rPr>
-        <w:t xml:space="preserve">. You are free to copy, redistribute, and adapt this material in any medium or format, provided appropriate credit is given and the material is not used for commercial purposes. KICD learning outcomes and curriculum designations reproduced here for alignment purposes remain the property of KICD and are not covered by this license. Linked external resources (e.g. CK-12, Khan Academy, PhET) are subject to their own licenses.</w:t>
       </w:r>
     </w:p>
     <w:p>
@@ -1848,6 +1677,185 @@
         </w:tc>
       </w:tr>
     </w:tbl>
+    <w:p>
+      <w:pPr>
+        <w:spacing w:after="120"/>
+      </w:pPr>
+      <w:r>
+        <w:t xml:space="preserve"/>
+      </w:r>
+    </w:p>
+    <w:p>
+      <w:pPr>
+        <w:spacing w:after="80" w:before="120"/>
+      </w:pPr>
+      <w:r>
+        <w:rPr>
+          <w:rFonts w:ascii="Arial" w:cs="Arial" w:eastAsia="Arial" w:hAnsi="Arial"/>
+          <w:b/>
+          <w:bCs/>
+          <w:color w:val="1F3864"/>
+          <w:sz w:val="20"/>
+          <w:szCs w:val="20"/>
+        </w:rPr>
+        <w:t xml:space="preserve">ATTRIBUTION AND LICENSING</w:t>
+      </w:r>
+    </w:p>
+    <w:p>
+      <w:pPr>
+        <w:spacing w:after="60" w:before="0"/>
+      </w:pPr>
+      <w:r>
+        <w:rPr>
+          <w:rFonts w:ascii="Arial" w:cs="Arial" w:eastAsia="Arial" w:hAnsi="Arial"/>
+          <w:b/>
+          <w:bCs/>
+          <w:sz w:val="17"/>
+          <w:szCs w:val="17"/>
+        </w:rPr>
+        <w:t xml:space="preserve">Curriculum Alignment: </w:t>
+      </w:r>
+      <w:r>
+        <w:rPr>
+          <w:rFonts w:ascii="Arial" w:cs="Arial" w:eastAsia="Arial" w:hAnsi="Arial"/>
+          <w:sz w:val="17"/>
+          <w:szCs w:val="17"/>
+        </w:rPr>
+        <w:t xml:space="preserve">Structured in pedagogical alignment with the competence-based curriculum format and learning outcomes established by the Kenya Institute of Curriculum Development (KICD). This material is independently developed and is not officially endorsed or published by KICD.</w:t>
+      </w:r>
+    </w:p>
+    <w:p>
+      <w:pPr>
+        <w:spacing w:after="60" w:before="0"/>
+      </w:pPr>
+      <w:r>
+        <w:rPr>
+          <w:rFonts w:ascii="Arial" w:cs="Arial" w:eastAsia="Arial" w:hAnsi="Arial"/>
+          <w:b/>
+          <w:bCs/>
+          <w:sz w:val="17"/>
+          <w:szCs w:val="17"/>
+        </w:rPr>
+        <w:t xml:space="preserve">Content &amp; Pedagogy: </w:t>
+      </w:r>
+      <w:r>
+        <w:rPr>
+          <w:rFonts w:ascii="Arial" w:cs="Arial" w:eastAsia="Arial" w:hAnsi="Arial"/>
+          <w:sz w:val="17"/>
+          <w:szCs w:val="17"/>
+        </w:rPr>
+        <w:t xml:space="preserve">Developed and adapted by the educator team at SeaVuria (registered 501(c)(3) in the United States and registered NGO in Kenya, No. 872-850A-BF11), who designed the pedagogical framework, lesson templates and exemplar lessons on which this material is based.</w:t>
+      </w:r>
+    </w:p>
+    <w:p>
+      <w:pPr>
+        <w:spacing w:after="60" w:before="0"/>
+      </w:pPr>
+      <w:r>
+        <w:rPr>
+          <w:rFonts w:ascii="Arial" w:cs="Arial" w:eastAsia="Arial" w:hAnsi="Arial"/>
+          <w:b/>
+          <w:bCs/>
+          <w:sz w:val="17"/>
+          <w:szCs w:val="17"/>
+        </w:rPr>
+        <w:t xml:space="preserve">Production &amp; Layout: </w:t>
+      </w:r>
+      <w:r>
+        <w:rPr>
+          <w:rFonts w:ascii="Arial" w:cs="Arial" w:eastAsia="Arial" w:hAnsi="Arial"/>
+          <w:sz w:val="17"/>
+          <w:szCs w:val="17"/>
+        </w:rPr>
+        <w:t xml:space="preserve">Educational design and curriculum sequencing by SeaVuria. Technical layout, structural formatting, and digital optimization/implementation executed in partnership with ARES Education (registered 501(c)(3) in the United States and Canada (as Afretech Aid) and registered NGO in Kenya), with lesson drafting and compilation assisted by AI (Claude, Anthropic).</w:t>
+      </w:r>
+    </w:p>
+    <w:p>
+      <w:pPr>
+        <w:pBdr>
+          <w:bottom w:val="single" w:color="1F3864" w:sz="6" w:space="6"/>
+        </w:pBdr>
+        <w:spacing w:after="60" w:before="0"/>
+      </w:pPr>
+      <w:r>
+        <w:rPr>
+          <w:rFonts w:ascii="Arial" w:cs="Arial" w:eastAsia="Arial" w:hAnsi="Arial"/>
+          <w:b/>
+          <w:bCs/>
+          <w:sz w:val="17"/>
+          <w:szCs w:val="17"/>
+        </w:rPr>
+        <w:t xml:space="preserve">Licensing &amp; Copyright: </w:t>
+      </w:r>
+      <w:r>
+        <w:rPr>
+          <w:rFonts w:ascii="Arial" w:cs="Arial" w:eastAsia="Arial" w:hAnsi="Arial"/>
+          <w:sz w:val="17"/>
+          <w:szCs w:val="17"/>
+        </w:rPr>
+        <w:t xml:space="preserve">© 2026 SeaVuria and ARES. This work is licensed under a </w:t>
+      </w:r>
+      <w:hyperlink w:history="1" r:id="rIdfnyijp8v6enggg62psnix">
+        <w:r>
+          <w:rPr>
+            <w:rFonts w:ascii="Arial" w:cs="Arial" w:eastAsia="Arial" w:hAnsi="Arial"/>
+            <w:color w:val="1F6B75"/>
+            <w:sz w:val="17"/>
+            <w:szCs w:val="17"/>
+            <w:u w:val="single" w:color="1F6B75"/>
+          </w:rPr>
+          <w:t xml:space="preserve">Creative Commons Attribution-NonCommercial 4.0 International License</w:t>
+        </w:r>
+      </w:hyperlink>
+      <w:r>
+        <w:rPr>
+          <w:rFonts w:ascii="Arial" w:cs="Arial" w:eastAsia="Arial" w:hAnsi="Arial"/>
+          <w:sz w:val="17"/>
+          <w:szCs w:val="17"/>
+        </w:rPr>
+        <w:t xml:space="preserve"> (</w:t>
+      </w:r>
+      <w:hyperlink w:history="1" r:id="rIdyocteypfazcot8rzpw7eu">
+        <w:r>
+          <w:rPr>
+            <w:rFonts w:ascii="Arial" w:cs="Arial" w:eastAsia="Arial" w:hAnsi="Arial"/>
+            <w:color w:val="1F6B75"/>
+            <w:sz w:val="17"/>
+            <w:szCs w:val="17"/>
+            <w:u w:val="single" w:color="1F6B75"/>
+          </w:rPr>
+          <w:t xml:space="preserve">CC BY-NC 4.0</w:t>
+        </w:r>
+      </w:hyperlink>
+      <w:r>
+        <w:rPr>
+          <w:rFonts w:ascii="Arial" w:cs="Arial" w:eastAsia="Arial" w:hAnsi="Arial"/>
+          <w:sz w:val="17"/>
+          <w:szCs w:val="17"/>
+        </w:rPr>
+        <w:t xml:space="preserve">). To view a copy of this license, visit </w:t>
+      </w:r>
+      <w:hyperlink w:history="1" r:id="rIdgcm3gv_pysv8siz5n-r1n">
+        <w:r>
+          <w:rPr>
+            <w:rFonts w:ascii="Arial" w:cs="Arial" w:eastAsia="Arial" w:hAnsi="Arial"/>
+            <w:color w:val="1F6B75"/>
+            <w:sz w:val="17"/>
+            <w:szCs w:val="17"/>
+            <w:u w:val="single" w:color="1F6B75"/>
+          </w:rPr>
+          <w:t xml:space="preserve">https://creativecommons.org/licenses/by-nc/4.0/</w:t>
+        </w:r>
+      </w:hyperlink>
+      <w:r>
+        <w:rPr>
+          <w:rFonts w:ascii="Arial" w:cs="Arial" w:eastAsia="Arial" w:hAnsi="Arial"/>
+          <w:sz w:val="17"/>
+          <w:szCs w:val="17"/>
+        </w:rPr>
+        <w:t xml:space="preserve">. You are free to copy, redistribute, and adapt this material in any medium or format, provided appropriate credit is given and the material is not used for commercial purposes. KICD learning outcomes and curriculum designations reproduced here for alignment purposes remain the property of KICD and are not covered by this license. Linked external resources (e.g. CK-12, Khan Academy, PhET) are subject to their own licenses.</w:t>
+      </w:r>
+    </w:p>
     <w:sectPr>
       <w:pgSz w:w="15840" w:h="12240" w:orient="landscape"/>
       <w:pgMar w:top="1080" w:right="1080" w:bottom="1080" w:left="1080" w:header="708" w:footer="708" w:gutter="0"/>

--- a/data/outputs/v2/General_Science/SS1.2_The_Cell/General_Science_The_Cell_SummaryTable.docx
+++ b/data/outputs/v2/General_Science/SS1.2_The_Cell/General_Science_The_Cell_SummaryTable.docx
@@ -564,7 +564,7 @@
                 <w:sz w:val="18"/>
                 <w:szCs w:val="18"/>
               </w:rPr>
-              <w:t xml:space="preserve">Students examined a fresh sukuma wiki leaf under a light microscope at increasing magnifications (4×, 10×, 40×). They observed that the leaf, which appears as a uniform green sheet to the naked eye, is composed of discrete cells, each bounded by a wall and containing visible internal structures (chloroplasts, a large vacuole, and a nucleus). Pedagogical note: Cold-call at least 4 students to describe one thing they see at each magnification before naming structures — this surfaces prior knowledge and misconceptions about what 'inside a cell' means.</w:t>
+              <w:t xml:space="preserve">Learners observed a fresh sukuma wiki leaf under the school light microscope and recorded annotated drawings of box-like compartments containing green granules. They then observed a projected transmission electron micrograph of the same leaf cell, identifying additional structures including folded membranes, dark oval bodies, and a large fluid-filled space — structures invisible under the light microscope.</w:t>
             </w:r>
           </w:p>
         </w:tc>
@@ -596,7 +596,7 @@
                 <w:sz w:val="18"/>
                 <w:szCs w:val="18"/>
               </w:rPr>
-              <w:t xml:space="preserve">Students learned that (1) all living things, including familiar Kenyan food crops like sukuma wiki, are made of cells; (2) cells contain distinct internal structures not visible to the naked eye; (3) the light microscope is the tool that makes this level of organisation visible; and (4) increasing magnification reveals progressively more internal detail. The anchor phenomenon — one sukuma wiki leaf cell keeping the whole plant alive — was introduced and posted on the Driving Question Board (DQB).</w:t>
+              <w:t xml:space="preserve">Learners learned that a single sukuma wiki leaf cell contains multiple distinct internal structures visible at different levels of magnification; that light microscopes and electron microscopes reveal very different levels of cellular detail; and that the gap between the two images represents unexplained complexity that motivates the unit's central question.</w:t>
             </w:r>
           </w:p>
         </w:tc>
@@ -628,7 +628,7 @@
                 <w:sz w:val="18"/>
                 <w:szCs w:val="18"/>
               </w:rPr>
-              <w:t xml:space="preserve">Students began to explain that the visible green structures (chloroplasts) must be doing something important for the plant, and that the boundary (cell wall/membrane) separates the cell's interior from its surroundings. Teacher should note that explanations at this stage are intentionally incomplete — the goal is to generate productive questions, not closure. Redirect any student who jumps to memorised definitions back to the evidence: 'What in your slide makes you say that?'</w:t>
+              <w:t xml:space="preserve">Learners cannot yet fully explain what the observed structures are or what they do — and this is intentional. They have made initial predictions (recorded in their Prediction Frames and Anchor Models) connecting specific structures to possible life-sustaining functions, and they have posted genuine questions on the Driving Question Board that will be systematically answered across Lessons 2–6.</w:t>
             </w:r>
           </w:p>
         </w:tc>
@@ -713,7 +713,7 @@
                 <w:sz w:val="18"/>
                 <w:szCs w:val="18"/>
               </w:rPr>
-              <w:t xml:space="preserve">Students compared side-by-side images: a light micrograph and a transmission electron micrograph (TEM) of a plant cell similar to sukuma wiki. They recorded observable differences in the number of structures visible, sharpness of membranes, and internal detail of organelles (e.g., the double membrane of the chloroplast and mitochondria are invisible under the light microscope but clear under the TEM). Pedagogical note: Provide a structured observation table with columns 'Seen under LM,' 'Seen under EM only,' and 'Still unclear' — this scaffolds disciplinary literacy and surfaces gaps for the DQB.</w:t>
+              <w:t xml:space="preserve">Learners studied a teacher-prepared fact-sheet and/or digital sources comparing light and electron microscopes, and completed a two-column comparison table covering beam type, maximum magnification, resolution, specimen condition, specimen preparation, approximate cost in Kenya, one advantage, and one limitation.</w:t>
             </w:r>
           </w:p>
         </w:tc>
@@ -745,7 +745,7 @@
                 <w:sz w:val="18"/>
                 <w:szCs w:val="18"/>
               </w:rPr>
-              <w:t xml:space="preserve">Students learned that (1) the light microscope uses visible light (wavelength ~400–700 nm) and has a resolution limit of ~200 nm; (2) the electron microscope uses a beam of electrons (wavelength ~0.004 nm) achieving resolution of ~0.1–0.2 nm; (3) this difference in resolution is why organelles such as ribosomes, smooth ER, and the nuclear envelope's double membrane are only visible under the electron microscope; and (4) electron microscopes require specimens to be dead and in a vacuum, so living processes must be inferred from fixed images.</w:t>
+              <w:t xml:space="preserve">Learners can explain that the electron microscope's far superior resolution (~0.1–0.2 nm vs ~200 nm for the light microscope) is the primary reason it reveals nanometre-scale internal structures — folded membranes, dark oval bodies, and the large fluid-filled space — in the sukuma wiki cell that are completely invisible under the school light microscope.</w:t>
             </w:r>
           </w:p>
         </w:tc>
@@ -777,7 +777,7 @@
                 <w:sz w:val="18"/>
                 <w:szCs w:val="18"/>
               </w:rPr>
-              <w:t xml:space="preserve">Students explained why Kenyan researchers at institutions such as the Kenya Medical Research Institute (KEMRI) use electron microscopes when studying cell-level disease mechanisms — the structures relevant to disease (e.g., viral particles, membrane damage) are below the resolution of the light microscope. Teacher should connect this back to the driving question: 'If we can only see some organelles with an electron microscope, how did scientists know the sukuma wiki cell had those structures at all?' Allow 30 seconds of wait time before cold-calling.</w:t>
+              <w:t xml:space="preserve">Learners updated their running cell model with two side-by-side views (light vs. electron microscope) of the sukuma wiki cell, labelling the extra structures with question marks to signal unresolved explanations, and posted new specific questions on the Driving Question Board about what those structures do — questions that will drive evidence-gathering in Lessons 3–8.</w:t>
             </w:r>
           </w:p>
         </w:tc>
@@ -862,7 +862,7 @@
                 <w:sz w:val="18"/>
                 <w:szCs w:val="18"/>
               </w:rPr>
-              <w:t xml:space="preserve">Students observed annotated TEM images of a human cheek cell (a relatable Kenyan context — 'the same cells lining your own mouth'). They identified and labelled at least 9 organelles: nucleus (with nuclear envelope and nucleolus), mitochondria, rough ER, smooth ER, Golgi apparatus, ribosomes, lysosomes, cell membrane, and cytoplasm/cytosol. Pedagogical note: Use a progressive-reveal strategy — display the TEM image unannotated first and have students circle structures they can distinguish before revealing labels. Cold-call at least 5 students to justify their identification from structural evidence (shape, location, membrane layers).</w:t>
+              <w:t xml:space="preserve">Electron micrograph (EM) photomicrographs of a human cheek cell showing: cell membrane, nucleus with nuclear envelope and nucleolus, mitochondria with cristae, ribosomes, rough and smooth endoplasmic reticulum, Golgi apparatus, lysosomes, centrioles, and cytoplasm — all at a level of detail impossible to see under the light microscope used in Lesson 1.</w:t>
             </w:r>
           </w:p>
         </w:tc>
@@ -894,7 +894,7 @@
                 <w:sz w:val="18"/>
                 <w:szCs w:val="18"/>
               </w:rPr>
-              <w:t xml:space="preserve">Students learned the structure–function relationship for each of the 9 organelles in an animal cell: (1) nucleus — stores DNA and directs cell activity; (2) mitochondria — site of aerobic respiration producing ATP; (3) rough ER — synthesises and transports proteins (studded with ribosomes); (4) smooth ER — synthesises lipids and detoxifies; (5) Golgi apparatus — packages and dispatches proteins and lipids; (6) ribosomes — site of protein synthesis; (7) lysosomes — contain digestive enzymes for waste breakdown; (8) cell membrane — selectively permeable boundary; (9) cytoplasm — medium suspending organelles and site of many reactions.</w:t>
+              <w:t xml:space="preserve">An animal cell (e.g., human cheek cell) contains at least 9 identifiable organelles under the electron microscope, each with a specific structure linked to a specific function: the nucleus (county governor's office) holds genetic instructions; mitochondria (jiko/charcoal stove) release energy from food such as ugali and nyama choma; ribosomes (village fundis) build proteins; the Golgi apparatus (Nairobi GPO) packages and dispatches materials; lysosomes (City Council waste trucks) break down waste; the cell membrane (Mombasa port security gate) controls entry and exit. Animal cells differ from plant cells in lacking a cell wall, chloroplasts, and a large central vacuole, but having centrioles and lysosomes.</w:t>
             </w:r>
           </w:p>
         </w:tc>
@@ -926,7 +926,7 @@
                 <w:sz w:val="18"/>
                 <w:szCs w:val="18"/>
               </w:rPr>
-              <w:t xml:space="preserve">Students explained how organelles work as an integrated system using a Kenyan analogy: the cell is like a busy market in Gikomba — the nucleus is the market manager issuing instructions, ribosomes are the producers, the ER is the transport corridor, the Golgi is the packaging and dispatch unit, and lysosomes are the waste collectors. Teacher should prompt: 'Which of these organelles would be especially busy in a muscle cell of a Kenyan marathon runner like Eliud Kipchoge, and why?' (Expected: mitochondria — high ATP demand.) Allow 45 seconds wait time.</w:t>
+              <w:t xml:space="preserve">The reason the sukuma wiki leaf wilts and dies — and the reason the human learner in Kisumu stays alive — is that every cell in both organisms contains a set of working organelles that together maintain the cell's functions. When these organelles cease to function (due to lack of water, nutrients, or energy), the cell dies, then the tissue dies, then the organ dies, then the organism dies. The electron microscope reveals this hidden machinery in a level of detail the light microscope cannot — which is why the two microscopes in Lesson 1's phenomenon appeared to show 'different' cells: they were revealing different levels of the same cellular reality.</w:t>
             </w:r>
           </w:p>
         </w:tc>
@@ -979,7 +979,7 @@
                 <w:sz w:val="18"/>
                 <w:szCs w:val="18"/>
               </w:rPr>
-              <w:t xml:space="preserve">Plant Cell Ultrastructure: What Extra Structures Does the Sukuma Wiki Cell Have?</w:t>
+              <w:t xml:space="preserve">Plant Cell Ultrastructure — Observing What Makes a Sukuma Wiki Cell Uniquely a Plant Cell</w:t>
             </w:r>
           </w:p>
         </w:tc>
@@ -1011,7 +1011,7 @@
                 <w:sz w:val="18"/>
                 <w:szCs w:val="18"/>
               </w:rPr>
-              <w:t xml:space="preserve">Students examined annotated TEM images of a sukuma wiki (kale) leaf mesophyll cell and compared them directly to the animal cell images from Lesson 3 using a Venn diagram. They identified three structures present in the plant cell but absent in the animal cell: cell wall (cellulose), chloroplasts (with visible thylakoid membranes and grana), and a large central vacuole. They also noted that plant cells lack lysosomes (the vacuole performs similar functions) and centrioles. Pedagogical note: The Venn diagram comparison is a high-leverage activity — circulate and check that students are using structural evidence from the images, not recalled text, to populate the diagram.</w:t>
+              <w:t xml:space="preserve">Electron micrograph photomicrographs of sukuma wiki leaf mesophyll cells and onion cells at two magnifications, showing: a large central vacuole bounded by the tonoplast; multiple chloroplasts with visible internal thylakoid membranes arranged in grana; a thick cell wall outside the cell membrane; plus shared organelles (nucleus, mitochondria, ribosomes) also seen in animal cells in Lesson 3.</w:t>
             </w:r>
           </w:p>
         </w:tc>
@@ -1043,7 +1043,7 @@
                 <w:sz w:val="18"/>
                 <w:szCs w:val="18"/>
               </w:rPr>
-              <w:t xml:space="preserve">Students learned that (1) the cellulose cell wall provides mechanical support and shape to plant cells, explaining why sukuma wiki leaves are rigid; (2) chloroplasts are the site of photosynthesis — they contain chlorophyll in thylakoid membranes organised into grana, and a fluid stroma where the Calvin cycle occurs; (3) the large central vacuole stores water, pigments, and waste products, and its turgor pressure is what keeps the sukuma wiki plant upright; and (4) the presence of a middle lamella and plasmodesmata connects adjacent plant cells, enabling communication across the whole leaf.</w:t>
+              <w:t xml:space="preserve">Plant cells contain three structures absent in animal cells — the cell wall (cellulose, provides rigid structural support), chloroplasts (contain chlorophyll arranged in thylakoid membranes, drive photosynthesis using sunlight), and a large central vacuole (stores water, generates turgor pressure by pressing against the cell wall). All other major organelles (nucleus, mitochondria, ribosomes, cell membrane, rough ER, Golgi apparatus) are shared with animal cells.</w:t>
             </w:r>
           </w:p>
         </w:tc>
@@ -1075,7 +1075,7 @@
                 <w:sz w:val="18"/>
                 <w:szCs w:val="18"/>
               </w:rPr>
-              <w:t xml:space="preserve">Students explained the driving question more fully: a sukuma wiki plant stays alive because its cells have chloroplasts (capturing sunlight energy), a cell wall (maintaining structure), and a vacuole (regulating water balance) — structures an animal cell lacks. Teacher should ask: 'If you leave sukuma wiki in the sun without water, it wilts. Which organelle or structure is most directly responsible, and what is happening at the cellular level?' This connects cell biology to everyday Kenyan agricultural observation. Record updated explanations on the DQB.</w:t>
+              <w:t xml:space="preserve">The fresh sukuma wiki leaf is green because mesophyll cells are densely packed with chloroplasts containing chlorophyll. It feels rigid and crisp because the large central vacuole in each cell is full of water, generating turgor pressure against the rigid cell wall — giving the whole leaf mechanical strength. When the leaf is left in the sun without water, the vacuole loses water, turgor pressure drops, and the cell wall alone cannot maintain the leaf's shape — so the leaf wilts, then dries and dies, exactly as the learner in Kisumu observed.</w:t>
             </w:r>
           </w:p>
         </w:tc>
@@ -1128,7 +1128,7 @@
                 <w:sz w:val="18"/>
                 <w:szCs w:val="18"/>
               </w:rPr>
-              <w:t xml:space="preserve">The Nucleus and Genetic Control: The Cell's Command Centre</w:t>
+              <w:t xml:space="preserve">Organelle Functions — What Does Each Structure in the Sukuma Wiki Cell Actually Do?</w:t>
             </w:r>
           </w:p>
         </w:tc>
@@ -1160,7 +1160,7 @@
                 <w:sz w:val="18"/>
                 <w:szCs w:val="18"/>
               </w:rPr>
-              <w:t xml:space="preserve">Students observed high-magnification TEM images of the nucleus, focusing on (1) the double nuclear envelope with visible nuclear pores, (2) the nucleolus (dense region for rRNA production), and (3) chromatin (diffuse) versus condensed chromosomes in a dividing cell. They also viewed a short animation showing mRNA exiting through a nuclear pore to a ribosome on the rough ER. Pedagogical note: Many students conflate 'nucleus' with 'nucleolus' — use cold-calling with image-pointing ('Point to the nucleolus. Now point to a nuclear pore.') to check accuracy before moving to function.</w:t>
+              <w:t xml:space="preserve">Learners observed, through the card-sort activity and whole-class reveal, that each of the 10 major organelles in plant and animal cells has a distinct and specific function — ranging from the chloroplast capturing sunlight to make glucose, to the large central vacuole storing water and generating turgor pressure, to lysosomes digesting cellular waste.</w:t>
             </w:r>
           </w:p>
         </w:tc>
@@ -1192,7 +1192,7 @@
                 <w:sz w:val="18"/>
                 <w:szCs w:val="18"/>
               </w:rPr>
-              <w:t xml:space="preserve">Students learned that (1) the nucleus is bounded by a double membrane (nuclear envelope) perforated by nuclear pores that regulate molecular traffic; (2) DNA is organised with histone proteins into chromatin, which condenses into chromosomes during cell division; (3) the nucleolus is the site of ribosomal RNA (rRNA) synthesis — cells with high protein production needs have large, prominent nucleoli; and (4) genetic information flows from DNA → mRNA (transcription in nucleus) → protein (translation at ribosomes in cytoplasm), establishing the central dogma as the mechanism by which the nucleus controls all cell activity.</w:t>
+              <w:t xml:space="preserve">Learners learned the specific function of each major organelle (SLO d) and that organelle functions are interdependent: for example, chloroplasts produce glucose, mitochondria release energy from that glucose, ribosomes use that energy to build proteins, and the rough ER and Golgi apparatus dispatch those proteins — forming a coordinated cellular production line that keeps the sukuma wiki plant alive.</w:t>
             </w:r>
           </w:p>
         </w:tc>
@@ -1224,7 +1224,7 @@
                 <w:sz w:val="18"/>
                 <w:szCs w:val="18"/>
               </w:rPr>
-              <w:t xml:space="preserve">Students explained how the nucleus acts as the control centre linking back to the driving question: every function performed by every organelle in a sukuma wiki or human cell is ultimately directed by instructions encoded in nuclear DNA. Teacher should pose: 'A cheek cell and a liver cell in the same Nairobi hospital patient contain identical DNA. Why do they look and behave so differently?' (Expected: differential gene expression.) This previews cell specialisation content and should be added as an open question to the DQB.</w:t>
+              <w:t xml:space="preserve">The wilting and dying of the sukuma wiki leaf observed in Lesson 1 can now be explained at the organelle level: when the leaf is cut off from water, the large central vacuole empties, turgor pressure falls, and the leaf goes limp; when cut off from sunlight, chloroplasts cannot perform photosynthesis, glucose production stops, mitochondria have no substrate to release energy from, and the cell's entire machinery gradually shuts down — ultimately causing the leaf to dry and die.</w:t>
             </w:r>
           </w:p>
         </w:tc>
@@ -1277,7 +1277,7 @@
                 <w:sz w:val="18"/>
                 <w:szCs w:val="18"/>
               </w:rPr>
-              <w:t xml:space="preserve">Organelle Teamwork — Protein Secretion Pathway and Cellular Organisation</w:t>
+              <w:t xml:space="preserve">Levels of Cell Organisation — From Sukuma Wiki Leaf Cell to Living Organism</w:t>
             </w:r>
           </w:p>
         </w:tc>
@@ -1309,7 +1309,7 @@
                 <w:sz w:val="18"/>
                 <w:szCs w:val="18"/>
               </w:rPr>
-              <w:t xml:space="preserve">Students traced the journey of a secretory protein (using a labelled diagram and a step-sequencing card sort) from ribosome on the rough ER → ER lumen → transport vesicle → Golgi apparatus (cis to trans face) → secretory vesicle → cell membrane → extracellular space. They annotated each step with the organelle responsible and the energy cost (ATP). A Kenyan context was used: 'Imagine this protein is insulin being made by a pancreatic cell in a diabetic patient at Kenyatta National Hospital.' Pedagogical note: The card sort is the core activity — do not rush to whole-class reveal. Give groups 8 minutes, then have each group justify one step to the class before correcting.</w:t>
+              <w:t xml:space="preserve">Learners observed a photomicrograph of sukuma wiki leaf mesophyll tissue showing multiple cells with chloroplasts packed together, and a cross-section diagram of the human stomach wall showing distinct tissue layers — providing visual evidence that cells are not isolated units but are organised into tissues and organs.</w:t>
             </w:r>
           </w:p>
         </w:tc>
@@ -1341,7 +1341,7 @@
                 <w:sz w:val="18"/>
                 <w:szCs w:val="18"/>
               </w:rPr>
-              <w:t xml:space="preserve">Students learned that (1) organelles do not act in isolation — protein secretion requires coordinated action across at least five compartments; (2) vesicles are membrane-bound transport sacs that carry cargo between organelles without mixing compartment contents; (3) the Golgi apparatus modifies, sorts, and addresses proteins to their correct destination (secretion, lysosome, or membrane insertion); and (4) this endomembrane system (ER + Golgi + vesicles + cell membrane) forms a functionally integrated network, illustrating that cell structure and function are inseparable.</w:t>
+              <w:t xml:space="preserve">Learners constructed concept maps showing the six levels of cell organisation (organelle → cell → tissue → organ → organ system → organism), using two Kenyan examples: the sukuma wiki plant (chloroplast → leaf cell → mesophyll tissue → leaf → shoot system → plant) and the human body (mitochondrion → muscle cell → muscle tissue → stomach → digestive system → human being). They learned that each level performs emergent functions that the level below cannot perform alone.</w:t>
             </w:r>
           </w:p>
         </w:tc>
@@ -1373,7 +1373,7 @@
                 <w:sz w:val="18"/>
                 <w:szCs w:val="18"/>
               </w:rPr>
-              <w:t xml:space="preserve">Students explained that the complexity of organelle coordination answers why a cell — not just a bag of chemicals — is needed to sustain life. Returning to the driving question: even a single sukuma wiki leaf cell must coordinate dozens of simultaneous processes (photosynthesis, protein synthesis, waste disposal, water regulation) through organelle teamwork. Teacher should ask students to update their cell models on the DQB to show arrows representing communication and transport between organelles, not just isolated structures.</w:t>
+              <w:t xml:space="preserve">The tiny box-like compartments packed with green granules that the Kisumu learner saw under the light microscope are leaf cells — one level in an unbroken organisational chain that scales from chloroplast organelles all the way up to the living sukuma wiki plant. This organisation is what keeps the plant — and the human being who eats it — alive: no single organelle or cell could sustain life alone; it is the coordinated hierarchy of tissues, organs, and organ systems that makes a whole organism possible.</w:t>
             </w:r>
           </w:p>
         </w:tc>
@@ -1458,7 +1458,7 @@
                 <w:sz w:val="18"/>
                 <w:szCs w:val="18"/>
               </w:rPr>
-              <w:t xml:space="preserve">Student groups constructed physical 3D models of either a plant cell (sukuma wiki) or an animal cell (human cheek cell) using locally available Kenyan materials — maize kernels, beans, groundnuts, bottle caps, foil, clay, fabric — selected deliberately to represent specific organelles based on structural analogies. Each group presented their model, pointing to each component and explaining (a) which organelle it represents, (b) what structural feature of the material mirrors the organelle's actual structure, and (c) what function that organelle performs in the living cell. Pedagogical note: Assess using a rubric with three columns: accuracy of structure, accuracy of function, quality of justification. Do not accept 'the nucleus is the bean because it is the control centre' without a structural reason (e.g., 'the bean has a hard outer coat like the nuclear envelope').</w:t>
+              <w:t xml:space="preserve">Learners observed (via ARES platform review) the annotated electron microscope photomicrographs of the sukuma wiki plant cell and an animal cell — revisiting the folded membranes, dark oval bodies, and large fluid-filled vacuole that puzzled the Kisumu learner in the original phenomenon. They also observed the physical properties of locally available materials (bottle tops, polythene bags, maize grains, bean seeds, clay, string, cardboard) at the Materials Table, evaluating which material best captures each organelle's structure and function.</w:t>
             </w:r>
           </w:p>
         </w:tc>
@@ -1490,7 +1490,7 @@
                 <w:sz w:val="18"/>
                 <w:szCs w:val="18"/>
               </w:rPr>
-              <w:t xml:space="preserve">Students demonstrated consolidated knowledge of (1) the names and relative spatial arrangements of major organelles in both plant and animal cells; (2) the structural basis for each organelle's function (e.g., the folded inner membrane of mitochondria = large surface area for ATP production); (3) the distinguishing features between plant and animal cells (cell wall, chloroplast, large vacuole vs. centrioles, lysosomes); and (4) how to use a physical model as a scientific communication tool, including acknowledging the model's limitations (e.g., 'our model cannot show the dynamic movement of vesicles').</w:t>
+              <w:t xml:space="preserve">Learners demonstrated consolidated knowledge of the names, spatial arrangements, and functions of major plant and animal cell organelles as revealed under the electron microscope. By constructing, labelling, and justifying a 3D model, they showed understanding of: (a) the structural differences between plant and animal cells (cell wall, chloroplasts, large central vacuole present only in plant cells); (b) the function of each organelle in keeping the cell — and therefore the whole organism — alive; (c) the levels of cell organisation from organelle to organism. The DQB revisit revealed which aspects of the anchoring phenomenon learners can now explain and which remain open for Lesson 8.</w:t>
             </w:r>
           </w:p>
         </w:tc>
@@ -1522,7 +1522,7 @@
                 <w:sz w:val="18"/>
                 <w:szCs w:val="18"/>
               </w:rPr>
-              <w:t xml:space="preserve">Students gave their most complete explanation yet of the driving question: a sukuma wiki plant or a human being in Nairobi stays alive because each cell contains a coordinated set of membrane-bound organelles that divide metabolic labour — capturing energy, synthesising proteins, managing waste, and maintaining boundaries — all under genetic direction from the nucleus. Teacher should highlight model limitations as a scientific practice: 'What does your 3D model fail to show that a real cell does?' This is a formative assessment checkpoint before Lesson 8.</w:t>
+              <w:t xml:space="preserve">Learners explained, through their models and PHENOMENON CONNECTION TAGS, how the organelles visible in the electron microscope photomicrograph of the sukuma wiki leaf cell collectively keep the plant alive — and why the leaf wilts and dies when those organelles can no longer function. They articulated the causal chain: chloroplasts capture light energy → mitochondria release energy for cell processes → vacuole maintains turgor pressure → cell wall provides structural support → without these working together, the sukuma wiki leaf wilts, dries, and dies. This explanation directly answers the anchoring phenomenon and advances the class toward the full driving question resolution in Lesson 8.</w:t>
             </w:r>
           </w:p>
         </w:tc>
@@ -1575,7 +1575,7 @@
                 <w:sz w:val="18"/>
                 <w:szCs w:val="18"/>
               </w:rPr>
-              <w:t xml:space="preserve">Cells, Tissues, Organs, and Organisms — From the Sukuma Wiki Cell to the Whole Living Thing</w:t>
+              <w:t xml:space="preserve">Driving Question Board Synthesis and Final Assessment: What Keeps the Sukuma Wiki Leaf Alive?</w:t>
             </w:r>
           </w:p>
         </w:tc>
@@ -1607,7 +1607,7 @@
                 <w:sz w:val="18"/>
                 <w:szCs w:val="18"/>
               </w:rPr>
-              <w:t xml:space="preserve">Students examined a sequence of images at increasing scales: (1) TEM of a single sukuma wiki mesophyll cell, (2) light micrograph of mesophyll tissue (many cells), (3) cross-section of a sukuma wiki leaf (showing multiple tissue layers: epidermis, palisade mesophyll, spongy mesophyll, vascular bundle), (4) a photograph of a whole sukuma wiki plant, and (5) a photograph of a Kenyan farmer's field in Kiambu County. They mapped each level onto the hierarchy: cell → tissue → organ → organism → population. Pedagogical note: Ask students to identify which level they have studied in depth (cell) and which levels were implied but not examined — this grounds the lesson in metacognitive awareness of the sub-strand's scope.</w:t>
+              <w:t xml:space="preserve">In Lesson 8 we observed the 3D cell models built by all groups displayed in a gallery, the original DQB from Lesson 1 with all the questions generated at the start of the sub-strand, and a photomicrograph of a plant cell used as the basis of the individual performance task.</w:t>
             </w:r>
           </w:p>
         </w:tc>
@@ -1639,7 +1639,7 @@
                 <w:sz w:val="18"/>
                 <w:szCs w:val="18"/>
               </w:rPr>
-              <w:t xml:space="preserve">Students learned that (1) cells are the fundamental unit of life but do not act alone — similar cells are organised into tissues (e.g., palisade mesophyll tissue in sukuma wiki); (2) tissues are organised into organs (the leaf), organs into organ systems (shoot system), and organ systems into the organism; (3) each level of organisation has emergent properties not present at lower levels (a single chloroplast cannot perform the gas exchange that a whole leaf does); and (4) the same hierarchical principle applies to the human body — a single cheek cell to the tissues, organs, and organ systems of a person living in Nairobi.</w:t>
+              <w:t xml:space="preserve">We learned that a sukuma wiki leaf stays alive because its cells contain specialised organelles — including chloroplasts that capture sunlight, mitochondria that release energy, a nucleus that holds genetic instructions, a cell wall that provides structural support, and a large central vacuole that maintains turgor — and that these cells are organised into tissues, organs, and organ systems that make up the whole plant. We also confirmed that plant cells differ from animal cells in possessing a cell wall, chloroplasts, and a large central vacuole.</w:t>
             </w:r>
           </w:p>
         </w:tc>
@@ -1671,7 +1671,7 @@
                 <w:sz w:val="18"/>
                 <w:szCs w:val="18"/>
               </w:rPr>
-              <w:t xml:space="preserve">Students delivered their final, evidence-based answer to the driving question: what makes up an organism is a hierarchy of organisation beginning with the cell. The tiny structures inside a single cell — each with a specific structure enabling a specific function — collectively sustain cellular life; cells organised into tissues and organs sustain organ-level function; and organ systems working together sustain the whole organism, whether a sukuma wiki plant or a human being. Teacher should facilitate a final DQB review: 'Which questions we posted at the start can we now fully answer? Which remain open?' Unanswered questions should be acknowledged as the frontier — the basis of ongoing biological research.</w:t>
+              <w:t xml:space="preserve">We explained why the sukuma wiki leaf wilts and dies when left in the sun by connecting the loss of water from the central vacuole to loss of turgor, the breakdown of chloroplasts to the failure of photosynthesis, and the cessation of mitochondrial activity to the inability of cells to release the energy needed for all life processes — showing how the death of organelles causes the death of cells, then tissues, then the whole leaf.</w:t>
             </w:r>
           </w:p>
         </w:tc>
@@ -1795,7 +1795,7 @@
         </w:rPr>
         <w:t xml:space="preserve">© 2026 SeaVuria and ARES. This work is licensed under a </w:t>
       </w:r>
-      <w:hyperlink w:history="1" r:id="rIdfnyijp8v6enggg62psnix">
+      <w:hyperlink w:history="1" r:id="rIdcogdh3yzkhzoefnqwfcrn">
         <w:r>
           <w:rPr>
             <w:rFonts w:ascii="Arial" w:cs="Arial" w:eastAsia="Arial" w:hAnsi="Arial"/>
@@ -1815,7 +1815,7 @@
         </w:rPr>
         <w:t xml:space="preserve"> (</w:t>
       </w:r>
-      <w:hyperlink w:history="1" r:id="rIdyocteypfazcot8rzpw7eu">
+      <w:hyperlink w:history="1" r:id="rIdlrn0qmhslasbdmi9jk0kz">
         <w:r>
           <w:rPr>
             <w:rFonts w:ascii="Arial" w:cs="Arial" w:eastAsia="Arial" w:hAnsi="Arial"/>
@@ -1835,7 +1835,7 @@
         </w:rPr>
         <w:t xml:space="preserve">). To view a copy of this license, visit </w:t>
       </w:r>
-      <w:hyperlink w:history="1" r:id="rIdgcm3gv_pysv8siz5n-r1n">
+      <w:hyperlink w:history="1" r:id="rIddjbwyy59b_iejpylnu64a">
         <w:r>
           <w:rPr>
             <w:rFonts w:ascii="Arial" w:cs="Arial" w:eastAsia="Arial" w:hAnsi="Arial"/>

--- a/data/outputs/v2/General_Science/SS1.2_The_Cell/General_Science_The_Cell_SummaryTable.docx
+++ b/data/outputs/v2/General_Science/SS1.2_The_Cell/General_Science_The_Cell_SummaryTable.docx
@@ -628,7 +628,7 @@
                 <w:sz w:val="18"/>
                 <w:szCs w:val="18"/>
               </w:rPr>
-              <w:t xml:space="preserve">Learners cannot yet fully explain what the observed structures are or what they do — and this is intentional. They have made initial predictions (recorded in their Prediction Frames and Anchor Models) connecting specific structures to possible life-sustaining functions, and they have posted genuine questions on the Driving Question Board that will be systematically answered across Lessons 2–6.</w:t>
+              <w:t xml:space="preserve">Learners cannot yet fully explain what the observed structures are or what they do — and this is intentional. They have made initial predictions (recorded in their Prediction Frames and Anchor Models) connecting specific structures to possible life-sustaining functions, and they have posted genuine questions on the Driving Question Board that will be systematically answered across Lessons 2–8.</w:t>
             </w:r>
           </w:p>
         </w:tc>
@@ -1795,7 +1795,7 @@
         </w:rPr>
         <w:t xml:space="preserve">© 2026 SeaVuria and ARES. This work is licensed under a </w:t>
       </w:r>
-      <w:hyperlink w:history="1" r:id="rIdcogdh3yzkhzoefnqwfcrn">
+      <w:hyperlink w:history="1" r:id="rIdm_qr9zssnzx-xse_rnmb3">
         <w:r>
           <w:rPr>
             <w:rFonts w:ascii="Arial" w:cs="Arial" w:eastAsia="Arial" w:hAnsi="Arial"/>
@@ -1815,7 +1815,7 @@
         </w:rPr>
         <w:t xml:space="preserve"> (</w:t>
       </w:r>
-      <w:hyperlink w:history="1" r:id="rIdlrn0qmhslasbdmi9jk0kz">
+      <w:hyperlink w:history="1" r:id="rIdgmy48tetxuwy3gq5oqyql">
         <w:r>
           <w:rPr>
             <w:rFonts w:ascii="Arial" w:cs="Arial" w:eastAsia="Arial" w:hAnsi="Arial"/>
@@ -1835,7 +1835,7 @@
         </w:rPr>
         <w:t xml:space="preserve">). To view a copy of this license, visit </w:t>
       </w:r>
-      <w:hyperlink w:history="1" r:id="rIddjbwyy59b_iejpylnu64a">
+      <w:hyperlink w:history="1" r:id="rId23pwx_nluqogzmxbwbrec">
         <w:r>
           <w:rPr>
             <w:rFonts w:ascii="Arial" w:cs="Arial" w:eastAsia="Arial" w:hAnsi="Arial"/>

--- a/data/outputs/v2/General_Science/SS1.2_The_Cell/General_Science_The_Cell_SummaryTable.docx
+++ b/data/outputs/v2/General_Science/SS1.2_The_Cell/General_Science_The_Cell_SummaryTable.docx
@@ -1795,7 +1795,7 @@
         </w:rPr>
         <w:t xml:space="preserve">© 2026 SeaVuria and ARES. This work is licensed under a </w:t>
       </w:r>
-      <w:hyperlink w:history="1" r:id="rIdm_qr9zssnzx-xse_rnmb3">
+      <w:hyperlink w:history="1" r:id="rIdj-1n5vzmifxbxef8vphyb">
         <w:r>
           <w:rPr>
             <w:rFonts w:ascii="Arial" w:cs="Arial" w:eastAsia="Arial" w:hAnsi="Arial"/>
@@ -1815,7 +1815,7 @@
         </w:rPr>
         <w:t xml:space="preserve"> (</w:t>
       </w:r>
-      <w:hyperlink w:history="1" r:id="rIdgmy48tetxuwy3gq5oqyql">
+      <w:hyperlink w:history="1" r:id="rId5wbducldlhvkqpb8uvr_n">
         <w:r>
           <w:rPr>
             <w:rFonts w:ascii="Arial" w:cs="Arial" w:eastAsia="Arial" w:hAnsi="Arial"/>
@@ -1835,7 +1835,7 @@
         </w:rPr>
         <w:t xml:space="preserve">). To view a copy of this license, visit </w:t>
       </w:r>
-      <w:hyperlink w:history="1" r:id="rId23pwx_nluqogzmxbwbrec">
+      <w:hyperlink w:history="1" r:id="rIdfy2ofmjb1wkb1dp8qp5j-">
         <w:r>
           <w:rPr>
             <w:rFonts w:ascii="Arial" w:cs="Arial" w:eastAsia="Arial" w:hAnsi="Arial"/>

--- a/data/outputs/v2/General_Science/SS1.2_The_Cell/General_Science_The_Cell_SummaryTable.docx
+++ b/data/outputs/v2/General_Science/SS1.2_The_Cell/General_Science_The_Cell_SummaryTable.docx
@@ -1795,7 +1795,7 @@
         </w:rPr>
         <w:t xml:space="preserve">© 2026 SeaVuria and ARES. This work is licensed under a </w:t>
       </w:r>
-      <w:hyperlink w:history="1" r:id="rIdj-1n5vzmifxbxef8vphyb">
+      <w:hyperlink w:history="1" r:id="rIda0qt6ik_yeqc4ufbyks-p">
         <w:r>
           <w:rPr>
             <w:rFonts w:ascii="Arial" w:cs="Arial" w:eastAsia="Arial" w:hAnsi="Arial"/>
@@ -1815,7 +1815,7 @@
         </w:rPr>
         <w:t xml:space="preserve"> (</w:t>
       </w:r>
-      <w:hyperlink w:history="1" r:id="rId5wbducldlhvkqpb8uvr_n">
+      <w:hyperlink w:history="1" r:id="rIdo9q7x4ppbfuywpogwkvcq">
         <w:r>
           <w:rPr>
             <w:rFonts w:ascii="Arial" w:cs="Arial" w:eastAsia="Arial" w:hAnsi="Arial"/>
@@ -1835,7 +1835,7 @@
         </w:rPr>
         <w:t xml:space="preserve">). To view a copy of this license, visit </w:t>
       </w:r>
-      <w:hyperlink w:history="1" r:id="rIdfy2ofmjb1wkb1dp8qp5j-">
+      <w:hyperlink w:history="1" r:id="rIdmdfouehxgky0slnwtgqbt">
         <w:r>
           <w:rPr>
             <w:rFonts w:ascii="Arial" w:cs="Arial" w:eastAsia="Arial" w:hAnsi="Arial"/>

--- a/data/outputs/v2/General_Science/SS1.2_The_Cell/General_Science_The_Cell_SummaryTable.docx
+++ b/data/outputs/v2/General_Science/SS1.2_The_Cell/General_Science_The_Cell_SummaryTable.docx
@@ -1795,7 +1795,7 @@
         </w:rPr>
         <w:t xml:space="preserve">© 2026 SeaVuria and ARES. This work is licensed under a </w:t>
       </w:r>
-      <w:hyperlink w:history="1" r:id="rIda0qt6ik_yeqc4ufbyks-p">
+      <w:hyperlink w:history="1" r:id="rIduyvfahoaewdz2x9j-wxqo">
         <w:r>
           <w:rPr>
             <w:rFonts w:ascii="Arial" w:cs="Arial" w:eastAsia="Arial" w:hAnsi="Arial"/>
@@ -1815,7 +1815,7 @@
         </w:rPr>
         <w:t xml:space="preserve"> (</w:t>
       </w:r>
-      <w:hyperlink w:history="1" r:id="rIdo9q7x4ppbfuywpogwkvcq">
+      <w:hyperlink w:history="1" r:id="rId0ufv6oggh1gvhy0hg9_b1">
         <w:r>
           <w:rPr>
             <w:rFonts w:ascii="Arial" w:cs="Arial" w:eastAsia="Arial" w:hAnsi="Arial"/>
@@ -1835,7 +1835,7 @@
         </w:rPr>
         <w:t xml:space="preserve">). To view a copy of this license, visit </w:t>
       </w:r>
-      <w:hyperlink w:history="1" r:id="rIdmdfouehxgky0slnwtgqbt">
+      <w:hyperlink w:history="1" r:id="rIdumirqephzyysed9-rgil7">
         <w:r>
           <w:rPr>
             <w:rFonts w:ascii="Arial" w:cs="Arial" w:eastAsia="Arial" w:hAnsi="Arial"/>

--- a/data/outputs/v2/General_Science/SS1.2_The_Cell/General_Science_The_Cell_SummaryTable.docx
+++ b/data/outputs/v2/General_Science/SS1.2_The_Cell/General_Science_The_Cell_SummaryTable.docx
@@ -4,6 +4,7 @@
   <w:body>
     <w:p>
       <w:pPr>
+        <w:keepNext w:val="false"/>
         <w:spacing w:after="30" w:before="0"/>
         <w:jc w:val="center"/>
       </w:pPr>
@@ -23,6 +24,7 @@
     </w:p>
     <w:p>
       <w:pPr>
+        <w:keepNext w:val="false"/>
         <w:spacing w:after="60" w:before="0"/>
         <w:jc w:val="center"/>
       </w:pPr>
@@ -81,6 +83,7 @@
           </w:tcPr>
           <w:p>
             <w:pPr>
+              <w:keepNext w:val="false"/>
               <w:spacing w:after="40" w:before="0"/>
               <w:jc w:val="center"/>
             </w:pPr>
@@ -115,6 +118,7 @@
           </w:tcPr>
           <w:p>
             <w:pPr>
+              <w:keepNext w:val="false"/>
               <w:spacing w:after="40" w:before="0"/>
               <w:jc w:val="left"/>
             </w:pPr>
@@ -147,6 +151,7 @@
           </w:tcPr>
           <w:p>
             <w:pPr>
+              <w:keepNext w:val="false"/>
               <w:spacing w:after="40" w:before="0"/>
               <w:jc w:val="left"/>
             </w:pPr>
@@ -181,6 +186,7 @@
           </w:tcPr>
           <w:p>
             <w:pPr>
+              <w:keepNext w:val="false"/>
               <w:spacing w:after="40" w:before="0"/>
               <w:jc w:val="left"/>
             </w:pPr>
@@ -213,6 +219,7 @@
           </w:tcPr>
           <w:p>
             <w:pPr>
+              <w:keepNext w:val="false"/>
               <w:spacing w:after="40" w:before="0"/>
               <w:jc w:val="left"/>
             </w:pPr>
@@ -273,6 +280,7 @@
           </w:tcPr>
           <w:p>
             <w:pPr>
+              <w:keepNext w:val="false"/>
               <w:spacing w:after="40" w:before="0"/>
               <w:jc w:val="center"/>
             </w:pPr>
@@ -307,6 +315,7 @@
           </w:tcPr>
           <w:p>
             <w:pPr>
+              <w:keepNext w:val="false"/>
               <w:spacing w:after="40" w:before="0"/>
               <w:jc w:val="left"/>
             </w:pPr>
@@ -369,6 +378,7 @@
           </w:tcPr>
           <w:p>
             <w:pPr>
+              <w:keepNext w:val="false"/>
               <w:spacing w:after="40" w:before="0"/>
               <w:jc w:val="left"/>
             </w:pPr>
@@ -401,6 +411,7 @@
           </w:tcPr>
           <w:p>
             <w:pPr>
+              <w:keepNext w:val="false"/>
               <w:spacing w:after="40" w:before="0"/>
               <w:jc w:val="left"/>
             </w:pPr>
@@ -433,6 +444,7 @@
           </w:tcPr>
           <w:p>
             <w:pPr>
+              <w:keepNext w:val="false"/>
               <w:spacing w:after="40" w:before="0"/>
               <w:jc w:val="left"/>
             </w:pPr>
@@ -465,6 +477,7 @@
           </w:tcPr>
           <w:p>
             <w:pPr>
+              <w:keepNext w:val="false"/>
               <w:spacing w:after="40" w:before="0"/>
               <w:jc w:val="left"/>
             </w:pPr>
@@ -499,6 +512,7 @@
           </w:tcPr>
           <w:p>
             <w:pPr>
+              <w:keepNext w:val="false"/>
               <w:spacing w:after="40" w:before="0"/>
               <w:jc w:val="left"/>
             </w:pPr>
@@ -518,6 +532,7 @@
           </w:p>
           <w:p>
             <w:pPr>
+              <w:keepNext w:val="false"/>
               <w:spacing w:after="40" w:before="0"/>
               <w:jc w:val="left"/>
             </w:pPr>
@@ -550,6 +565,7 @@
           </w:tcPr>
           <w:p>
             <w:pPr>
+              <w:keepNext w:val="false"/>
               <w:spacing w:after="40" w:before="0"/>
               <w:jc w:val="left"/>
             </w:pPr>
@@ -582,6 +598,7 @@
           </w:tcPr>
           <w:p>
             <w:pPr>
+              <w:keepNext w:val="false"/>
               <w:spacing w:after="40" w:before="0"/>
               <w:jc w:val="left"/>
             </w:pPr>
@@ -614,6 +631,7 @@
           </w:tcPr>
           <w:p>
             <w:pPr>
+              <w:keepNext w:val="false"/>
               <w:spacing w:after="40" w:before="0"/>
               <w:jc w:val="left"/>
             </w:pPr>
@@ -648,6 +666,7 @@
           </w:tcPr>
           <w:p>
             <w:pPr>
+              <w:keepNext w:val="false"/>
               <w:spacing w:after="40" w:before="0"/>
               <w:jc w:val="left"/>
             </w:pPr>
@@ -667,6 +686,7 @@
           </w:p>
           <w:p>
             <w:pPr>
+              <w:keepNext w:val="false"/>
               <w:spacing w:after="40" w:before="0"/>
               <w:jc w:val="left"/>
             </w:pPr>
@@ -699,6 +719,7 @@
           </w:tcPr>
           <w:p>
             <w:pPr>
+              <w:keepNext w:val="false"/>
               <w:spacing w:after="40" w:before="0"/>
               <w:jc w:val="left"/>
             </w:pPr>
@@ -731,6 +752,7 @@
           </w:tcPr>
           <w:p>
             <w:pPr>
+              <w:keepNext w:val="false"/>
               <w:spacing w:after="40" w:before="0"/>
               <w:jc w:val="left"/>
             </w:pPr>
@@ -763,6 +785,7 @@
           </w:tcPr>
           <w:p>
             <w:pPr>
+              <w:keepNext w:val="false"/>
               <w:spacing w:after="40" w:before="0"/>
               <w:jc w:val="left"/>
             </w:pPr>
@@ -797,6 +820,7 @@
           </w:tcPr>
           <w:p>
             <w:pPr>
+              <w:keepNext w:val="false"/>
               <w:spacing w:after="40" w:before="0"/>
               <w:jc w:val="left"/>
             </w:pPr>
@@ -816,6 +840,7 @@
           </w:p>
           <w:p>
             <w:pPr>
+              <w:keepNext w:val="false"/>
               <w:spacing w:after="40" w:before="0"/>
               <w:jc w:val="left"/>
             </w:pPr>
@@ -848,6 +873,7 @@
           </w:tcPr>
           <w:p>
             <w:pPr>
+              <w:keepNext w:val="false"/>
               <w:spacing w:after="40" w:before="0"/>
               <w:jc w:val="left"/>
             </w:pPr>
@@ -880,6 +906,7 @@
           </w:tcPr>
           <w:p>
             <w:pPr>
+              <w:keepNext w:val="false"/>
               <w:spacing w:after="40" w:before="0"/>
               <w:jc w:val="left"/>
             </w:pPr>
@@ -912,6 +939,7 @@
           </w:tcPr>
           <w:p>
             <w:pPr>
+              <w:keepNext w:val="false"/>
               <w:spacing w:after="40" w:before="0"/>
               <w:jc w:val="left"/>
             </w:pPr>
@@ -946,6 +974,7 @@
           </w:tcPr>
           <w:p>
             <w:pPr>
+              <w:keepNext w:val="false"/>
               <w:spacing w:after="40" w:before="0"/>
               <w:jc w:val="left"/>
             </w:pPr>
@@ -965,6 +994,7 @@
           </w:p>
           <w:p>
             <w:pPr>
+              <w:keepNext w:val="false"/>
               <w:spacing w:after="40" w:before="0"/>
               <w:jc w:val="left"/>
             </w:pPr>
@@ -997,6 +1027,7 @@
           </w:tcPr>
           <w:p>
             <w:pPr>
+              <w:keepNext w:val="false"/>
               <w:spacing w:after="40" w:before="0"/>
               <w:jc w:val="left"/>
             </w:pPr>
@@ -1029,6 +1060,7 @@
           </w:tcPr>
           <w:p>
             <w:pPr>
+              <w:keepNext w:val="false"/>
               <w:spacing w:after="40" w:before="0"/>
               <w:jc w:val="left"/>
             </w:pPr>
@@ -1061,6 +1093,7 @@
           </w:tcPr>
           <w:p>
             <w:pPr>
+              <w:keepNext w:val="false"/>
               <w:spacing w:after="40" w:before="0"/>
               <w:jc w:val="left"/>
             </w:pPr>
@@ -1095,6 +1128,7 @@
           </w:tcPr>
           <w:p>
             <w:pPr>
+              <w:keepNext w:val="false"/>
               <w:spacing w:after="40" w:before="0"/>
               <w:jc w:val="left"/>
             </w:pPr>
@@ -1114,6 +1148,7 @@
           </w:p>
           <w:p>
             <w:pPr>
+              <w:keepNext w:val="false"/>
               <w:spacing w:after="40" w:before="0"/>
               <w:jc w:val="left"/>
             </w:pPr>
@@ -1146,6 +1181,7 @@
           </w:tcPr>
           <w:p>
             <w:pPr>
+              <w:keepNext w:val="false"/>
               <w:spacing w:after="40" w:before="0"/>
               <w:jc w:val="left"/>
             </w:pPr>
@@ -1178,6 +1214,7 @@
           </w:tcPr>
           <w:p>
             <w:pPr>
+              <w:keepNext w:val="false"/>
               <w:spacing w:after="40" w:before="0"/>
               <w:jc w:val="left"/>
             </w:pPr>
@@ -1210,6 +1247,7 @@
           </w:tcPr>
           <w:p>
             <w:pPr>
+              <w:keepNext w:val="false"/>
               <w:spacing w:after="40" w:before="0"/>
               <w:jc w:val="left"/>
             </w:pPr>
@@ -1244,6 +1282,7 @@
           </w:tcPr>
           <w:p>
             <w:pPr>
+              <w:keepNext w:val="false"/>
               <w:spacing w:after="40" w:before="0"/>
               <w:jc w:val="left"/>
             </w:pPr>
@@ -1263,6 +1302,7 @@
           </w:p>
           <w:p>
             <w:pPr>
+              <w:keepNext w:val="false"/>
               <w:spacing w:after="40" w:before="0"/>
               <w:jc w:val="left"/>
             </w:pPr>
@@ -1295,6 +1335,7 @@
           </w:tcPr>
           <w:p>
             <w:pPr>
+              <w:keepNext w:val="false"/>
               <w:spacing w:after="40" w:before="0"/>
               <w:jc w:val="left"/>
             </w:pPr>
@@ -1327,6 +1368,7 @@
           </w:tcPr>
           <w:p>
             <w:pPr>
+              <w:keepNext w:val="false"/>
               <w:spacing w:after="40" w:before="0"/>
               <w:jc w:val="left"/>
             </w:pPr>
@@ -1359,6 +1401,7 @@
           </w:tcPr>
           <w:p>
             <w:pPr>
+              <w:keepNext w:val="false"/>
               <w:spacing w:after="40" w:before="0"/>
               <w:jc w:val="left"/>
             </w:pPr>
@@ -1393,6 +1436,7 @@
           </w:tcPr>
           <w:p>
             <w:pPr>
+              <w:keepNext w:val="false"/>
               <w:spacing w:after="40" w:before="0"/>
               <w:jc w:val="left"/>
             </w:pPr>
@@ -1412,6 +1456,7 @@
           </w:p>
           <w:p>
             <w:pPr>
+              <w:keepNext w:val="false"/>
               <w:spacing w:after="40" w:before="0"/>
               <w:jc w:val="left"/>
             </w:pPr>
@@ -1444,6 +1489,7 @@
           </w:tcPr>
           <w:p>
             <w:pPr>
+              <w:keepNext w:val="false"/>
               <w:spacing w:after="40" w:before="0"/>
               <w:jc w:val="left"/>
             </w:pPr>
@@ -1476,6 +1522,7 @@
           </w:tcPr>
           <w:p>
             <w:pPr>
+              <w:keepNext w:val="false"/>
               <w:spacing w:after="40" w:before="0"/>
               <w:jc w:val="left"/>
             </w:pPr>
@@ -1508,6 +1555,7 @@
           </w:tcPr>
           <w:p>
             <w:pPr>
+              <w:keepNext w:val="false"/>
               <w:spacing w:after="40" w:before="0"/>
               <w:jc w:val="left"/>
             </w:pPr>
@@ -1542,6 +1590,7 @@
           </w:tcPr>
           <w:p>
             <w:pPr>
+              <w:keepNext w:val="false"/>
               <w:spacing w:after="40" w:before="0"/>
               <w:jc w:val="left"/>
             </w:pPr>
@@ -1561,6 +1610,7 @@
           </w:p>
           <w:p>
             <w:pPr>
+              <w:keepNext w:val="false"/>
               <w:spacing w:after="40" w:before="0"/>
               <w:jc w:val="left"/>
             </w:pPr>
@@ -1593,6 +1643,7 @@
           </w:tcPr>
           <w:p>
             <w:pPr>
+              <w:keepNext w:val="false"/>
               <w:spacing w:after="40" w:before="0"/>
               <w:jc w:val="left"/>
             </w:pPr>
@@ -1625,6 +1676,7 @@
           </w:tcPr>
           <w:p>
             <w:pPr>
+              <w:keepNext w:val="false"/>
               <w:spacing w:after="40" w:before="0"/>
               <w:jc w:val="left"/>
             </w:pPr>
@@ -1657,6 +1709,7 @@
           </w:tcPr>
           <w:p>
             <w:pPr>
+              <w:keepNext w:val="false"/>
               <w:spacing w:after="40" w:before="0"/>
               <w:jc w:val="left"/>
             </w:pPr>
@@ -1795,7 +1848,7 @@
         </w:rPr>
         <w:t xml:space="preserve">© 2026 SeaVuria and ARES. This work is licensed under a </w:t>
       </w:r>
-      <w:hyperlink w:history="1" r:id="rIduyvfahoaewdz2x9j-wxqo">
+      <w:hyperlink w:history="1" r:id="rIdfvbkb0zupkgapksc_gd1r">
         <w:r>
           <w:rPr>
             <w:rFonts w:ascii="Arial" w:cs="Arial" w:eastAsia="Arial" w:hAnsi="Arial"/>
@@ -1815,7 +1868,7 @@
         </w:rPr>
         <w:t xml:space="preserve"> (</w:t>
       </w:r>
-      <w:hyperlink w:history="1" r:id="rId0ufv6oggh1gvhy0hg9_b1">
+      <w:hyperlink w:history="1" r:id="rIdjdy5illbbwksq6h5a3h-1">
         <w:r>
           <w:rPr>
             <w:rFonts w:ascii="Arial" w:cs="Arial" w:eastAsia="Arial" w:hAnsi="Arial"/>
@@ -1835,7 +1888,7 @@
         </w:rPr>
         <w:t xml:space="preserve">). To view a copy of this license, visit </w:t>
       </w:r>
-      <w:hyperlink w:history="1" r:id="rIdumirqephzyysed9-rgil7">
+      <w:hyperlink w:history="1" r:id="rIdizf_smwnkp_r1fdohlphf">
         <w:r>
           <w:rPr>
             <w:rFonts w:ascii="Arial" w:cs="Arial" w:eastAsia="Arial" w:hAnsi="Arial"/>

--- a/data/outputs/v2/General_Science/SS1.2_The_Cell/General_Science_The_Cell_SummaryTable.docx
+++ b/data/outputs/v2/General_Science/SS1.2_The_Cell/General_Science_The_Cell_SummaryTable.docx
@@ -1848,7 +1848,7 @@
         </w:rPr>
         <w:t xml:space="preserve">© 2026 SeaVuria and ARES. This work is licensed under a </w:t>
       </w:r>
-      <w:hyperlink w:history="1" r:id="rIdfvbkb0zupkgapksc_gd1r">
+      <w:hyperlink w:history="1" r:id="rIdtk6lde6f69bxsxpj8zkda">
         <w:r>
           <w:rPr>
             <w:rFonts w:ascii="Arial" w:cs="Arial" w:eastAsia="Arial" w:hAnsi="Arial"/>
@@ -1868,7 +1868,7 @@
         </w:rPr>
         <w:t xml:space="preserve"> (</w:t>
       </w:r>
-      <w:hyperlink w:history="1" r:id="rIdjdy5illbbwksq6h5a3h-1">
+      <w:hyperlink w:history="1" r:id="rIdmvtqwn5sj5uiq-pjznhcc">
         <w:r>
           <w:rPr>
             <w:rFonts w:ascii="Arial" w:cs="Arial" w:eastAsia="Arial" w:hAnsi="Arial"/>
@@ -1888,7 +1888,7 @@
         </w:rPr>
         <w:t xml:space="preserve">). To view a copy of this license, visit </w:t>
       </w:r>
-      <w:hyperlink w:history="1" r:id="rIdizf_smwnkp_r1fdohlphf">
+      <w:hyperlink w:history="1" r:id="rId7mbxuy0pcq7l97apwdwvo">
         <w:r>
           <w:rPr>
             <w:rFonts w:ascii="Arial" w:cs="Arial" w:eastAsia="Arial" w:hAnsi="Arial"/>
